--- a/rapports/16_02_2026/Amina_DEME/coh_EQ1_sup_011301230046test.docx
+++ b/rapports/16_02_2026/Amina_DEME/coh_EQ1_sup_011301230046test.docx
@@ -25,7 +25,7 @@
         <w:br/>
         <w:t>Grappe: 011301230046test</w:t>
         <w:br/>
-        <w:t>Date: 16/02/2026 a 12:40</w:t>
+        <w:t>Date: 16/02/2026 a 12:58</w:t>
       </w:r>
     </w:p>
     <w:p/>

--- a/rapports/16_02_2026/Amina_DEME/coh_EQ1_sup_011301230046test.docx
+++ b/rapports/16_02_2026/Amina_DEME/coh_EQ1_sup_011301230046test.docx
@@ -25,7 +25,7 @@
         <w:br/>
         <w:t>Grappe: 011301230046test</w:t>
         <w:br/>
-        <w:t>Date: 16/02/2026 a 12:58</w:t>
+        <w:t>Date: 16/02/2026 a 13:05</w:t>
       </w:r>
     </w:p>
     <w:p/>
@@ -97,7 +97,7 @@
           </w:tcPr>
           <w:p>
             <w:r>
-              <w:t>11</w:t>
+              <w:t>12</w:t>
             </w:r>
           </w:p>
         </w:tc>
@@ -119,7 +119,7 @@
           </w:tcPr>
           <w:p>
             <w:r>
-              <w:t>26</w:t>
+              <w:t>25</w:t>
             </w:r>
           </w:p>
         </w:tc>
@@ -219,7 +219,7 @@
           </w:tcPr>
           <w:p>
             <w:r>
-              <w:t>11</w:t>
+              <w:t>12</w:t>
             </w:r>
           </w:p>
         </w:tc>
@@ -251,7 +251,7 @@
           </w:tcPr>
           <w:p>
             <w:r>
-              <w:t>11</w:t>
+              <w:t>12</w:t>
             </w:r>
           </w:p>
         </w:tc>
@@ -283,7 +283,7 @@
           </w:tcPr>
           <w:p>
             <w:r>
-              <w:t>11</w:t>
+              <w:t>12</w:t>
             </w:r>
           </w:p>
         </w:tc>
@@ -315,7 +315,71 @@
           </w:tcPr>
           <w:p>
             <w:r>
-              <w:t>11</w:t>
+              <w:t>12</w:t>
+            </w:r>
+          </w:p>
+        </w:tc>
+      </w:tr>
+      <w:tr>
+        <w:tc>
+          <w:tcPr>
+            <w:tcW w:type="dxa" w:w="3324"/>
+          </w:tcPr>
+          <w:p>
+            <w:r>
+              <w:t>Section1</w:t>
+            </w:r>
+          </w:p>
+        </w:tc>
+        <w:tc>
+          <w:tcPr>
+            <w:tcW w:type="dxa" w:w="3324"/>
+          </w:tcPr>
+          <w:p>
+            <w:r>
+              <w:t>Caracteristiques des membres</w:t>
+            </w:r>
+          </w:p>
+        </w:tc>
+        <w:tc>
+          <w:tcPr>
+            <w:tcW w:type="dxa" w:w="3324"/>
+          </w:tcPr>
+          <w:p>
+            <w:r>
+              <w:t>9</w:t>
+            </w:r>
+          </w:p>
+        </w:tc>
+      </w:tr>
+      <w:tr>
+        <w:tc>
+          <w:tcPr>
+            <w:tcW w:type="dxa" w:w="3324"/>
+          </w:tcPr>
+          <w:p>
+            <w:r>
+              <w:t>Section9c</w:t>
+            </w:r>
+          </w:p>
+        </w:tc>
+        <w:tc>
+          <w:tcPr>
+            <w:tcW w:type="dxa" w:w="3324"/>
+          </w:tcPr>
+          <w:p>
+            <w:r>
+              <w:t>Depenses non-alimentaires - 30 jours</w:t>
+            </w:r>
+          </w:p>
+        </w:tc>
+        <w:tc>
+          <w:tcPr>
+            <w:tcW w:type="dxa" w:w="3324"/>
+          </w:tcPr>
+          <w:p>
+            <w:r>
+              <w:t>9</w:t>
             </w:r>
           </w:p>
         </w:tc>
@@ -359,70 +423,6 @@
           </w:tcPr>
           <w:p>
             <w:r>
-              <w:t>Section1</w:t>
-            </w:r>
-          </w:p>
-        </w:tc>
-        <w:tc>
-          <w:tcPr>
-            <w:tcW w:type="dxa" w:w="3324"/>
-          </w:tcPr>
-          <w:p>
-            <w:r>
-              <w:t>Caracteristiques des membres</w:t>
-            </w:r>
-          </w:p>
-        </w:tc>
-        <w:tc>
-          <w:tcPr>
-            <w:tcW w:type="dxa" w:w="3324"/>
-          </w:tcPr>
-          <w:p>
-            <w:r>
-              <w:t>8</w:t>
-            </w:r>
-          </w:p>
-        </w:tc>
-      </w:tr>
-      <w:tr>
-        <w:tc>
-          <w:tcPr>
-            <w:tcW w:type="dxa" w:w="3324"/>
-          </w:tcPr>
-          <w:p>
-            <w:r>
-              <w:t>Section9c</w:t>
-            </w:r>
-          </w:p>
-        </w:tc>
-        <w:tc>
-          <w:tcPr>
-            <w:tcW w:type="dxa" w:w="3324"/>
-          </w:tcPr>
-          <w:p>
-            <w:r>
-              <w:t>Depenses non-alimentaires - 30 jours</w:t>
-            </w:r>
-          </w:p>
-        </w:tc>
-        <w:tc>
-          <w:tcPr>
-            <w:tcW w:type="dxa" w:w="3324"/>
-          </w:tcPr>
-          <w:p>
-            <w:r>
-              <w:t>8</w:t>
-            </w:r>
-          </w:p>
-        </w:tc>
-      </w:tr>
-      <w:tr>
-        <w:tc>
-          <w:tcPr>
-            <w:tcW w:type="dxa" w:w="3324"/>
-          </w:tcPr>
-          <w:p>
-            <w:r>
               <w:t>Section3</w:t>
             </w:r>
           </w:p>
@@ -455,6 +455,38 @@
           </w:tcPr>
           <w:p>
             <w:r>
+              <w:t>Section14</w:t>
+            </w:r>
+          </w:p>
+        </w:tc>
+        <w:tc>
+          <w:tcPr>
+            <w:tcW w:type="dxa" w:w="3324"/>
+          </w:tcPr>
+          <w:p>
+            <w:r>
+              <w:t>Chocs</w:t>
+            </w:r>
+          </w:p>
+        </w:tc>
+        <w:tc>
+          <w:tcPr>
+            <w:tcW w:type="dxa" w:w="3324"/>
+          </w:tcPr>
+          <w:p>
+            <w:r>
+              <w:t>7</w:t>
+            </w:r>
+          </w:p>
+        </w:tc>
+      </w:tr>
+      <w:tr>
+        <w:tc>
+          <w:tcPr>
+            <w:tcW w:type="dxa" w:w="3324"/>
+          </w:tcPr>
+          <w:p>
+            <w:r>
               <w:t>Section4a</w:t>
             </w:r>
           </w:p>
@@ -466,38 +498,6 @@
           <w:p>
             <w:r>
               <w:t>Emploi</w:t>
-            </w:r>
-          </w:p>
-        </w:tc>
-        <w:tc>
-          <w:tcPr>
-            <w:tcW w:type="dxa" w:w="3324"/>
-          </w:tcPr>
-          <w:p>
-            <w:r>
-              <w:t>6</w:t>
-            </w:r>
-          </w:p>
-        </w:tc>
-      </w:tr>
-      <w:tr>
-        <w:tc>
-          <w:tcPr>
-            <w:tcW w:type="dxa" w:w="3324"/>
-          </w:tcPr>
-          <w:p>
-            <w:r>
-              <w:t>Section10a</w:t>
-            </w:r>
-          </w:p>
-        </w:tc>
-        <w:tc>
-          <w:tcPr>
-            <w:tcW w:type="dxa" w:w="3324"/>
-          </w:tcPr>
-          <w:p>
-            <w:r>
-              <w:t>Existence entreprise non agricole</w:t>
             </w:r>
           </w:p>
         </w:tc>
@@ -921,7 +921,7 @@
         <w:rPr>
           <w:sz w:val="20"/>
         </w:rPr>
-        <w:t>- Attention ! Le prix unitaire d'achat (25 Fcfa) de Piment frais en Pièce (Petit) est relativement faible par rapport aux autres prix observés dans cette zone. Prière de corriger ou de confirmer avec le QG. Avertissement!!! Le ménage a consommé 1 Paquet Petit de Thé en sachet, cette quantité semble anormale pour une consommation des 7 derniers jours.Prière de corriger ou de confirmer avec le QG. Avertissement!! le prix unitaire (150 Fcfa) de Thé en sachet (unité: Paquet) de taille Petit est très faible ou élevé. Prière de corriger ou de confirmer avec le QG.</w:t>
+        <w:t>- Attention ! Le prix unitaire d'achat (25 Fcfa) de Piment frais en Pièce (Petit) est relativement faible par rapport aux autres prix observés dans cette zone. Prière de corriger ou de confirmer avec le QG. Attention ! Soupçons de quantité anormale! Le ménage de AWA GAYE avec une taille de 5 personnes a consommé 11 Sachets en Moyen de Lait en poudre qui est relativement élevé comme consommation par rapport à la condition de vie des autres ménages de même taille dans cette zone. Prière de corriger ou de confirmer avec le QG. Avertissement!!! Le ménage a consommé 1 Paquet Petit de Thé en sachet, cette quantité semble anormale pour une consommation des 7 derniers jours.Prière de corriger ou de confirmer avec le QG. Avertissement!! le prix unitaire (150 Fcfa) de Thé en sachet (unité: Paquet) de taille Petit est très faible ou élevé. Prière de corriger ou de confirmer avec le QG.</w:t>
       </w:r>
     </w:p>
     <w:p>
@@ -1458,7 +1458,7 @@
         <w:rPr>
           <w:sz w:val="20"/>
         </w:rPr>
-        <w:t>- Attention ! Le prix unitaire d'achat (100 Fcfa) de Beurre en Morceau (Portion) (Tres petit) est relativement élevé par rapport aux autres prix observés dans cette zone. Prière de corriger ou de confirmer avec le QG. Attention ! Le prix unitaire d'achat (1000 Fcfa) de Beignets de farine de boulangerie en Sachets (Petit) est relativement élevé par rapport aux autres prix observés dans cette zone. Prière de corriger ou de confirmer avec le QG. Attention ! Le prix unitaire d'achat (150 Fcfa) de Poivron frais en Pièce (Moyen) est relativement élevé par rapport aux autres prix observés dans cette zone. Prière de corriger ou de confirmer avec le QG. Attention ! Le prix unitaire d'achat (1500 Fcfa) de Pastèque en Pièce (Moyen) est relativement élevé par rapport aux autres prix observés dans cette zone. Prière de corriger ou de confirmer avec le QG. Attention ! Le prix unitaire d'achat (1800 Fcfa) de Pomme de terre en Kg (taille unique) est relativement élevé par rapport aux autres prix observés dans cette zone. Prière de corriger ou de confirmer avec le QG. Attention ! Le prix unitaire d'achat (200 Fcfa) de Aubergine   en Pièce (Moyen) est relativement élevé par rapport aux autres prix observés dans cette zone. Prière de corriger ou de confirmer avec le QG. Attention ! Le prix unitaire d'achat (2000 Fcfa) de Lait caillé en Sachets (Moyen) est relativement élevé par rapport aux autres prix observés dans cette zone. Prière de corriger ou de confirmer avec le QG. Attention ! Le prix unitaire d'achat (2400 Fcfa) de Arachides pilées en Kg (taille unique) est relativement élevé par rapport aux autres prix observés dans cette zone. Prière de corriger ou de confirmer avec le QG. Attention ! Le prix unitaire d'achat (25 Fcfa) de Café en poudre soluble en Sachets industriel (Tres petit) est relativement faible par rapport aux autres prix observés dans cette zone. Prière de corriger ou de confirmer avec le QG. Attention ! Le prix unitaire d'achat (500 Fcfa) de Feuilles de  Haricot en Tas (Moyen) est relativement élevé par rapport aux autres prix observés dans cette zone. Prière de corriger ou de confirmer avec le QG. Avertissement!!! Le ménage a consommé 0.12 Bouteille 1l taille unique de Vinaigre de vin, cette quantité semble anormale pour une consommation des 7 derniers jours. prière de corriger ou de confirmer avec le QG. Avertissement!!! Le ménage a consommé 0.12 Louche traditionnelle Tres petit de Huile d'arachide raffinée, cette quantité semble anormale pour une consommation des 7 derniers jours. prière de corriger ou de confirmer avec le QG. Attention ! Soupçons de quantité anormale! Le ménage de Mbarou Gassama avec une taille de 3 personnes a consommé .12 Louche traditionnelle en Tres petit de Huile d'arachide raffinée qui est relativement élevé comme consommation par rapport à la condition de vie des autres ménages de même taille dans cette zone. Prière de corriger ou de confirmer avec le QG. Avertissement!!! Le ménage a consommé 0.12 Sachets industriel Moyen de Sel, cette quantité semble anormale pour une consommation des 7 derniers jours. prière de corriger ou de confirmer avec le QG. Difficile de consommer le Sel en Sachets industriel Moyen prière de verifier. Incohérence!! Dans ce ménage, chaque individus consomme par jour 90.81 Kg  de cereale; Prière de revoir les quantités prises de ces produits. Le prix d'achat unitaire (1500 Fcfa) de Vermicelles en Kg de taille taille unique semble élevé, prière de regarder les reponses prises dans les questions s07bq07a s07bq07b s07bq07c s07bq08 pour mieux corriger. Attention ! Le prix unitaire d'achat (1500 Fcfa) de Vermicelles en Kg (taille unique) est relativement élevé par rapport aux autres prix observés dans cette zone. Prière de corriger ou de confirmer avec le QG.</w:t>
+        <w:t>- Attention ! Le prix unitaire d'achat (100 Fcfa) de Beurre en Morceau (Portion) (Tres petit) est relativement élevé par rapport aux autres prix observés dans cette zone. Prière de corriger ou de confirmer avec le QG. Attention ! Le prix unitaire d'achat (1000 Fcfa) de Beignets de farine de boulangerie en Sachets (Petit) est relativement élevé par rapport aux autres prix observés dans cette zone. Prière de corriger ou de confirmer avec le QG. Attention ! Le prix unitaire d'achat (150 Fcfa) de Poivron frais en Pièce (Moyen) est relativement élevé par rapport aux autres prix observés dans cette zone. Prière de corriger ou de confirmer avec le QG. Attention ! Le prix unitaire d'achat (1500 Fcfa) de Petits pois frais en Boite (Autre que la boite/pot de tomate) (Moyen) est relativement élevé par rapport aux autres prix observés dans cette zone. Prière de corriger ou de confirmer avec le QG. Attention ! Le prix unitaire d'achat (1800 Fcfa) de Pomme de terre en Kg (taille unique) est relativement élevé par rapport aux autres prix observés dans cette zone. Prière de corriger ou de confirmer avec le QG. Attention ! Le prix unitaire d'achat (200 Fcfa) de Aubergine   en Pièce (Moyen) est relativement élevé par rapport aux autres prix observés dans cette zone. Prière de corriger ou de confirmer avec le QG. Attention ! Le prix unitaire d'achat (2000 Fcfa) de Lait caillé en Sachets (Moyen) est relativement élevé par rapport aux autres prix observés dans cette zone. Prière de corriger ou de confirmer avec le QG. Attention ! Le prix unitaire d'achat (2400 Fcfa) de Arachides pilées en Kg (taille unique) est relativement élevé par rapport aux autres prix observés dans cette zone. Prière de corriger ou de confirmer avec le QG. Attention ! Le prix unitaire d'achat (25 Fcfa) de Café en poudre soluble en Sachets industriel (Tres petit) est relativement faible par rapport aux autres prix observés dans cette zone. Prière de corriger ou de confirmer avec le QG. Attention ! Le prix unitaire d'achat (500 Fcfa) de Feuilles de  Haricot en Tas (Moyen) est relativement élevé par rapport aux autres prix observés dans cette zone. Prière de corriger ou de confirmer avec le QG. Avertissement!!! Le ménage a consommé 0.12 Bouteille 1l taille unique de Vinaigre de vin, cette quantité semble anormale pour une consommation des 7 derniers jours. prière de corriger ou de confirmer avec le QG. Avertissement!!! Le ménage a consommé 0.12 Louche traditionnelle Tres petit de Huile d'arachide raffinée, cette quantité semble anormale pour une consommation des 7 derniers jours. prière de corriger ou de confirmer avec le QG. Attention ! Soupçons de quantité anormale! Le ménage de Mbarou Gassama avec une taille de 3 personnes a consommé .12 Louche traditionnelle en Tres petit de Huile d'arachide raffinée qui est relativement élevé comme consommation par rapport à la condition de vie des autres ménages de même taille dans cette zone. Prière de corriger ou de confirmer avec le QG. Avertissement!!! Le ménage a consommé 0.12 Sachets industriel Moyen de Sel, cette quantité semble anormale pour une consommation des 7 derniers jours. prière de corriger ou de confirmer avec le QG. Difficile de consommer le Sel en Sachets industriel Moyen prière de verifier. Incohérence!! Dans ce ménage, chaque individus consomme par jour 146.5838 Kg  de cereale; Prière de revoir les quantités prises de ces produits. Le prix d'achat unitaire (1500 Fcfa) de Vermicelles en Kg de taille taille unique semble élevé, prière de regarder les reponses prises dans les questions s07bq07a s07bq07b s07bq07c s07bq08 pour mieux corriger. Attention ! Le prix unitaire d'achat (1500 Fcfa) de Vermicelles en Kg (taille unique) est relativement élevé par rapport aux autres prix observés dans cette zone. Prière de corriger ou de confirmer avec le QG.</w:t>
       </w:r>
     </w:p>
     <w:p>
@@ -2051,7 +2051,7 @@
         <w:rPr>
           <w:sz w:val="20"/>
         </w:rPr>
-        <w:t>- Attention ! Soupçons de quantité anormale! Le ménage de Sophie sow avec une taille de 4 personnes a consommé 2 Tas en Moyen de Chinchard (Tièkè Dièguè) qui est relativement élevé comme consommation par rapport à la condition de vie des autres ménages de même taille dans cette zone. Prière de corriger ou de confirmer avec le QG. Attention ! Soupçons de quantité anormale! Le ménage de Sophie sow avec une taille de 4 personnes a consommé 23 miche en Moyen de Pain moderne (Baguette) qui est relativement élevé comme consommation par rapport à la condition de vie des autres ménages de même taille dans cette zone. Prière de corriger ou de confirmer avec le QG. Avertissement!!!Le ménage a consommé 84 Pièce de Petit de Sucre en morceaux  ce qui semble incoherent pour une consommation aucours des 7 derniers jours, prière de verifier et corriger. Avertissement!!! Le ménage a consommé 84 Pièce Petit de Sucre en morceaux, cette quantité semble anormale pour une consommation des 7 derniers jours.Prière de corriger ou de confirmer avec le QG. Incohérence!! Dans ce ménage, chaque individus consomme par jour 56.5625 Kg  de cereale; Prière de revoir les quantités prises de ces produits. Le prix d'achat unitaire (8000 Fcfa) de Soumbala (moutarde africaine) en Kg de taille taille unique prière de regarder les reponses prises dans les questions s07bq07a s07bq07b s07bq07c s07bq08 pour mieux corriger. Attention ! Le prix unitaire d'achat (8000 Fcfa) de Soumbala (moutarde africaine) en Kg (taille unique) est relativement élevé par rapport aux autres prix observés dans cette zone. Prière de corriger ou de confirmer avec le QG.</w:t>
+        <w:t>- Attention ! Soupçons de quantité anormale! Le ménage de Sophie sow avec une taille de 4 personnes a consommé 2 Tas en Moyen de Chinchard (Tièkè Dièguè) qui est relativement élevé comme consommation par rapport à la condition de vie des autres ménages de même taille dans cette zone. Prière de corriger ou de confirmer avec le QG. Avertissement!!!Le ménage a consommé 84 Pièce de Petit de Sucre en morceaux  ce qui semble incoherent pour une consommation aucours des 7 derniers jours, prière de verifier et corriger. Avertissement!!! Le ménage a consommé 84 Pièce Petit de Sucre en morceaux, cette quantité semble anormale pour une consommation des 7 derniers jours.Prière de corriger ou de confirmer avec le QG. Incohérence!! Dans ce ménage, chaque individus consomme par jour 95.72321 Kg  de cereale; Prière de revoir les quantités prises de ces produits. Le prix d'achat unitaire (8000 Fcfa) de Soumbala (moutarde africaine) en Kg de taille taille unique prière de regarder les reponses prises dans les questions s07bq07a s07bq07b s07bq07c s07bq08 pour mieux corriger. Attention ! Le prix unitaire d'achat (8000 Fcfa) de Soumbala (moutarde africaine) en Kg (taille unique) est relativement élevé par rapport aux autres prix observés dans cette zone. Prière de corriger ou de confirmer avec le QG.</w:t>
       </w:r>
     </w:p>
     <w:p>
@@ -2141,7 +2141,7 @@
         <w:br/>
         <w:t xml:space="preserve">- Attention ! Salon  (Fauteuils et table basse) a été achété à 1000000 Fcfa est relativement élevé par rapport aux autres prix d'achat observés dans cette zone. Prière de corriger ou de confirmer avec le QG. </w:t>
         <w:br/>
-        <w:t>- Attention ! Téléphone fixe a été achété à 50000 Fcfa est relativement élevé par rapport aux autres prix d'achat observés dans cette zone. Prière de corriger ou de confirmer avec le QG. Attention ! Téléphone fixe a été revendu à 25000 Fcfa qui est relativement élevé par rapport aux autres prix de revente observés dans cette zone. Prière de corriger ou de confirmer avec le QG.</w:t>
+        <w:t>- Attention ! Téléphone fixe a été achété à 50000 Fcfa est relativement élevé par rapport aux autres prix d'achat observés dans cette zone. Prière de corriger ou de confirmer avec le QG.</w:t>
       </w:r>
     </w:p>
     <w:p>
@@ -3144,7 +3144,7 @@
         <w:rPr>
           <w:sz w:val="20"/>
         </w:rPr>
-        <w:t>- Incohérence!! Dans ce ménage, chaque individus consomme par jour 75.76952 Kg  de cereale; Prière de revoir les quantités prises de ces produits.</w:t>
+        <w:t>- Attention ! Le prix unitaire d'achat (150 Fcfa) de Carotte en Pièce (Moyen) est relativement élevé par rapport aux autres prix observés dans cette zone. Prière de corriger ou de confirmer avec le QG. Incohérence!! Dans ce ménage, chaque individus consomme par jour 143.6443 Kg  de cereale; Prière de revoir les quantités prises de ces produits.</w:t>
       </w:r>
     </w:p>
     <w:p>
@@ -3660,7 +3660,7 @@
         <w:rPr>
           <w:sz w:val="20"/>
         </w:rPr>
-        <w:t>- Attention ! Le prix unitaire d'achat (200 Fcfa) de Autre légumes frais n.d.a. en Pièce (Petit) est relativement élevé par rapport aux autres prix observés dans cette zone. Prière de corriger ou de confirmer avec le QG. Attention ! Le prix unitaire d'achat (200 Fcfa) de Spaghettis en Sachets industriel (Petit) est relativement faible par rapport aux autres prix observés dans cette zone. Prière de corriger ou de confirmer avec le QG. Attention ! Le prix unitaire d'achat (2000 Fcfa) de Pastèque en Pièce (Moyen) est relativement élevé par rapport aux autres prix observés dans cette zone. Prière de corriger ou de confirmer avec le QG. Attention ! Le prix unitaire d'achat (2300 Fcfa) de Beurre en Pot (Moyen) est relativement élevé par rapport aux autres prix observés dans cette zone. Prière de corriger ou de confirmer avec le QG. Attention ! Le prix unitaire d'achat (2500 Fcfa) de Sucre en morceaux en Paquet (taille unique) est relativement élevé par rapport aux autres prix observés dans cette zone. Prière de corriger ou de confirmer avec le QG. Attention ! Le prix unitaire d'achat (300 Fcfa) de Lait concentré non-sucré en Boite (Autre que la boite/pot de tomate) (Petit) est relativement faible par rapport aux autres prix observés dans cette zone. Prière de corriger ou de confirmer avec le QG. Attention ! Le prix unitaire d'achat (3000 Fcfa) de Mayonnaise en Pot (Moyen) est relativement élevé par rapport aux autres prix observés dans cette zone. Prière de corriger ou de confirmer avec le QG. Attention ! Le prix unitaire d'achat (350 Fcfa) de Jus de fruits type 2 (Tampico, Pressea,etc.) en Bouteille 33cl (taille unique) est relativement élevé par rapport aux autres prix observés dans cette zone. Prière de corriger ou de confirmer avec le QG. Avertissement!!! Le ménage a consommé .25 Seau de 5l taille unique de Chocolat pâte à tartiner, cette quantité semble anormale pour une consommation des 7 derniers jours, prière de verifier et corriger. Avertissement!!! Le ménage a consommé 7 Paquet Petit de Thé en sachet, cette quantité semble anormale pour une consommation des 7 derniers jours.Prière de corriger ou de confirmer avec le QG. Difficile de consommer le Sel en Sachets industriel Moyen prière de verifier. Incohérence!! Dans ce ménage, chaque individus consomme par jour 40.44571 Kg  de cereale; Prière de revoir les quantités prises de ces produits. Incohérence!! Dans ce ménage, chaque individus consomme par jour 40.44571 Kg  de cereale; Prière de revoir les quantités prises de ces produits. Le prix d'achat unitaire (6200 Fcfa) de Fromage en Kg de taille taille unique prière de regarder les reponses prises dans les questions s07bq07a s07bq07b s07bq07c s07bq08 pour mieux corriger.</w:t>
+        <w:t>- Attention ! Le prix unitaire d'achat (200 Fcfa) de Autre légumes frais n.d.a. en Pièce (Petit) est relativement élevé par rapport aux autres prix observés dans cette zone. Prière de corriger ou de confirmer avec le QG. Attention ! Le prix unitaire d'achat (200 Fcfa) de Spaghettis en Sachets industriel (Petit) est relativement faible par rapport aux autres prix observés dans cette zone. Prière de corriger ou de confirmer avec le QG. Attention ! Le prix unitaire d'achat (2000 Fcfa) de Pastèque en Pièce (Moyen) est relativement élevé par rapport aux autres prix observés dans cette zone. Prière de corriger ou de confirmer avec le QG. Attention ! Le prix unitaire d'achat (2300 Fcfa) de Beurre en Pot (Moyen) est relativement élevé par rapport aux autres prix observés dans cette zone. Prière de corriger ou de confirmer avec le QG. Attention ! Le prix unitaire d'achat (2500 Fcfa) de Sucre en morceaux en Paquet (taille unique) est relativement élevé par rapport aux autres prix observés dans cette zone. Prière de corriger ou de confirmer avec le QG. Attention ! Le prix unitaire d'achat (300 Fcfa) de Lait concentré non-sucré en Boite (Autre que la boite/pot de tomate) (Petit) est relativement faible par rapport aux autres prix observés dans cette zone. Prière de corriger ou de confirmer avec le QG. Attention ! Le prix unitaire d'achat (350 Fcfa) de Jus de fruits type 2 (Tampico, Pressea,etc.) en Bouteille 33cl (taille unique) est relativement élevé par rapport aux autres prix observés dans cette zone. Prière de corriger ou de confirmer avec le QG. Attention ! Soupçons de quantité anormale! Le ménage de LATYR NDIAYE avec une taille de 6 personnes a consommé 1.25 Kg en taille unique de Arachides pilées qui est relativement élevé comme consommation par rapport à la condition de vie des autres ménages de même taille dans cette zone. Prière de corriger ou de confirmer avec le QG. Avertissement!!! Le ménage a consommé .25 Seau de 5l taille unique de Chocolat pâte à tartiner, cette quantité semble anormale pour une consommation des 7 derniers jours, prière de verifier et corriger. Avertissement!!! Le ménage a consommé 7 Paquet Petit de Thé en sachet, cette quantité semble anormale pour une consommation des 7 derniers jours.Prière de corriger ou de confirmer avec le QG. Difficile de consommer le Sel en Sachets industriel Moyen prière de verifier. Incohérence!! Dans ce ménage, chaque individus consomme par jour 65.59667 Kg  de cereale; Prière de revoir les quantités prises de ces produits. Incohérence!! Dans ce ménage, chaque individus consomme par jour 65.59667 Kg  de cereale; Prière de revoir les quantités prises de ces produits. Le prix d'achat unitaire (6200 Fcfa) de Fromage en Kg de taille taille unique prière de regarder les reponses prises dans les questions s07bq07a s07bq07b s07bq07c s07bq08 pour mieux corriger.</w:t>
       </w:r>
     </w:p>
     <w:p>
@@ -4356,7 +4356,7 @@
         <w:rPr>
           <w:sz w:val="20"/>
         </w:rPr>
-        <w:t>- Attention ! Le prix unitaire d'achat (1000 Fcfa) de Conserves de viande en Boite (Autre que la boite/pot de tomate) (Moyen) est relativement élevé par rapport aux autres prix observés dans cette zone. Prière de corriger ou de confirmer avec le QG. Attention ! Le prix unitaire d'achat (200 Fcfa) de Spaghettis en Sachets industriel (Petit) est relativement faible par rapport aux autres prix observés dans cette zone. Prière de corriger ou de confirmer avec le QG. Attention ! Le prix unitaire d'achat (2000 Fcfa) de Pastèque en Pièce (Moyen) est relativement élevé par rapport aux autres prix observés dans cette zone. Prière de corriger ou de confirmer avec le QG. Attention ! Le prix unitaire d'achat (2500 Fcfa) de Chocolat pâte à tartiner en Pot (Petit) est relativement élevé par rapport aux autres prix observés dans cette zone. Prière de corriger ou de confirmer avec le QG. Attention ! Soupçons de quantité anormale! Le ménage de SERIGNE MOURTALLA THIAM avec une taille de 3 personnes a consommé 7 Morceau (Portion) en Moyen de Poisson frais type 8 qui est relativement élevé comme consommation par rapport à la condition de vie des autres ménages de même taille dans cette zone. Prière de corriger ou de confirmer avec le QG. Avertissement!!! Le ménage a consommé 10 Paquet Petit de Thé en sachet, cette quantité semble anormale pour une consommation des 7 derniers jours.Prière de corriger ou de confirmer avec le QG. Difficile de consommer le Sel en Sachets industriel Moyen prière de verifier. Incohérence!! Dans ce ménage, chaque individus consomme par jour 25.17857 Kg  de cereale; Prière de revoir les quantités prises de ces produits. Incohérence!! Dans ce ménage, chaque individus consomme par jour 25.17857 Kg  de cereale; Prière de revoir les quantités prises de ces produits. Le prix d'achat unitaire (1600 Fcfa) de Maïs en grain en Kg de taille taille unique semble élevé, prière de regarder les reponses prises dans les questions s07bq07a s07bq07b s07bq07c s07bq08 pour mieux corriger. Attention ! Le prix unitaire d'achat (1600 Fcfa) de Maïs en grain en Kg (taille unique) est relativement élevé par rapport aux autres prix observés dans cette zone. Prière de corriger ou de confirmer avec le QG.</w:t>
+        <w:t>- Attention ! Le prix unitaire d'achat (1000 Fcfa) de Conserves de viande en Boite (Autre que la boite/pot de tomate) (Moyen) est relativement élevé par rapport aux autres prix observés dans cette zone. Prière de corriger ou de confirmer avec le QG. Attention ! Le prix unitaire d'achat (1500 Fcfa) de Beurre en Seau (Petit) est relativement élevé par rapport aux autres prix observés dans cette zone. Prière de corriger ou de confirmer avec le QG. Attention ! Le prix unitaire d'achat (200 Fcfa) de Spaghettis en Sachets industriel (Petit) est relativement faible par rapport aux autres prix observés dans cette zone. Prière de corriger ou de confirmer avec le QG. Attention ! Le prix unitaire d'achat (2000 Fcfa) de Pastèque en Pièce (Moyen) est relativement élevé par rapport aux autres prix observés dans cette zone. Prière de corriger ou de confirmer avec le QG. Attention ! Le prix unitaire d'achat (2500 Fcfa) de Chocolat pâte à tartiner en Pot (Petit) est relativement élevé par rapport aux autres prix observés dans cette zone. Prière de corriger ou de confirmer avec le QG. Attention ! Soupçons de quantité anormale! Le ménage de SERIGNE MOURTALLA THIAM avec une taille de 3 personnes a consommé 32 Sachets industriel en Petit de Lait en poudre qui est relativement élevé comme consommation par rapport à la condition de vie des autres ménages de même taille dans cette zone. Prière de corriger ou de confirmer avec le QG. Attention ! Soupçons de quantité anormale! Le ménage de SERIGNE MOURTALLA THIAM avec une taille de 3 personnes a consommé 7 Morceau (Portion) en Moyen de Poisson frais type 8 qui est relativement élevé comme consommation par rapport à la condition de vie des autres ménages de même taille dans cette zone. Prière de corriger ou de confirmer avec le QG. Avertissement!!! Le ménage a consommé 10 Paquet Petit de Thé en sachet, cette quantité semble anormale pour une consommation des 7 derniers jours.Prière de corriger ou de confirmer avec le QG. Difficile de consommer le Sel en Sachets industriel Moyen prière de verifier. Incohérence!! Dans ce ménage, chaque individus consomme par jour 42.92238 Kg  de cereale; Prière de revoir les quantités prises de ces produits. Incohérence!! Dans ce ménage, chaque individus consomme par jour 42.92238 Kg  de cereale; Prière de revoir les quantités prises de ces produits. Le prix d'achat unitaire (1600 Fcfa) de Maïs en grain en Kg de taille taille unique semble élevé, prière de regarder les reponses prises dans les questions s07bq07a s07bq07b s07bq07c s07bq08 pour mieux corriger. Attention ! Le prix unitaire d'achat (1600 Fcfa) de Maïs en grain en Kg (taille unique) est relativement élevé par rapport aux autres prix observés dans cette zone. Prière de corriger ou de confirmer avec le QG.</w:t>
       </w:r>
     </w:p>
     <w:p>
@@ -4471,7 +4471,7 @@
         <w:br/>
         <w:t xml:space="preserve">- Attention ! Armoires et autres meubles a été achété à 725000 Fcfa est relativement élevé par rapport aux autres prix d'achat observés dans cette zone. Prière de corriger ou de confirmer avec le QG. Attention ! Armoires et autres meubles a été revendu à 450000 Fcfa qui est relativement élevé par rapport aux autres prix de revente observés dans cette zone. Prière de corriger ou de confirmer avec le QG. </w:t>
         <w:br/>
-        <w:t xml:space="preserve">- Attention ! Congélateur a été achété à 600000 Fcfa est relativement élevé par rapport aux autres prix d'achat observés dans cette zone. Prière de corriger ou de confirmer avec le QG. </w:t>
+        <w:t xml:space="preserve">- Attention ! Congélateur a été achété à 600000 Fcfa est relativement élevé par rapport aux autres prix d'achat observés dans cette zone. Prière de corriger ou de confirmer avec le QG. Attention ! Congélateur a été revendu à 350000 Fcfa qui est relativement élevé par rapport aux autres prix de revente observés dans cette zone. Prière de corriger ou de confirmer avec le QG. </w:t>
         <w:br/>
         <w:t xml:space="preserve">- Attention ! Lit a été achété à 600000 Fcfa est relativement élevé par rapport aux autres prix d'achat observés dans cette zone. Prière de corriger ou de confirmer avec le QG. </w:t>
         <w:br/>
@@ -4878,9 +4878,7 @@
         <w:rPr>
           <w:sz w:val="20"/>
         </w:rPr>
-        <w:t xml:space="preserve">- La filière de abdou diop est pharmacie et semble exister dans les modalités, prière de prendre attache avec le QG pour plus d'explication afin de la classer bien. </w:t>
-        <w:br/>
-        <w:t xml:space="preserve">- Peu probable! anta diop  n'arrive pas  à comprendre un petit texte lu dans une langue locale (s02q03). Veuillez corriger ou donner des explications au QG.  Incohérence ! le montant payé de anta diop pour les frais de scolarité semble etre très élevé. veuillez, s'il vous plait, confirmer ces informations avec le QG ou apporter les corrections nécessaires. Le montant des autres depenses pour l'année scolaire de anta diop est faible ou élevé. veuillez, s'il vous plait, confirmer ces informations avec le QG ou apporter les corrections nécessaires. Attention ! Le frais de scolarité (465000 Fcfa) de anta diop en 2ème année de Primaire est relativement élevé par rapport aux autres frais de scolarités observés dans cette zone. Prière de corriger ou de confirmer avec le QG. </w:t>
+        <w:t xml:space="preserve">- Peu probable! anta diop  n'arrive pas  à comprendre un petit texte lu dans une langue locale (s02q03). Veuillez corriger ou donner des explications au QG.  Incohérence ! le montant payé de anta diop pour les frais de scolarité semble etre très élevé. veuillez, s'il vous plait, confirmer ces informations avec le QG ou apporter les corrections nécessaires. Le montant des autres depenses pour l'année scolaire de anta diop est faible ou élevé. veuillez, s'il vous plait, confirmer ces informations avec le QG ou apporter les corrections nécessaires. Attention ! Le frais de scolarité (420000 Fcfa) de anta diop en 2ème année de Primaire est relativement élevé par rapport aux autres frais de scolarités observés dans cette zone. Prière de corriger ou de confirmer avec le QG. </w:t>
         <w:br/>
         <w:t>- Peu probable! houleymatou faye  n'arrive pas  à comprendre un petit texte lu dans une langue locale (s02q03). Veuillez corriger ou donner des explications au QG.</w:t>
       </w:r>
@@ -4924,55 +4922,7 @@
         <w:rPr>
           <w:sz w:val="20"/>
         </w:rPr>
-        <w:t xml:space="preserve">- Avertissementhouleymatou faye  travaille mais les questions relatives à son emploi principal ne sont pas renseignées à 100%, prière de les renseigner. Vous avez sélectionné l'option 'Ne sait pas' pour la catégorie socioprofessionnelle de houleymatou faye ou vous ne l'avez pas renseigné. prière de corriger. Avertissement!!! houleymatou faye est un Employés de bureau, fonctions générales qui travaille dans  et a declaré comme catégorie socioprofessionnelle  , prière de vérifier cette information de catégorie socioprofessionnelle auprès de l'enquêté (e) ou confirmer avec le QG. </w:t>
-        <w:br/>
-        <w:t>- Attention ! Le nombre de jours que abdou diop a travaillés par mois semble être inférieur à 15. Veuillez, s'il vous plaît, confirmer cette information. Avertissement!!! abdou diop est un Pharmaciens qui travaille dans Entreprise Privée et a declaré comme catégorie socioprofessionnelle Travailleur pour compte propre , prière de vérifier cette information de catégorie socioprofessionnelle auprès de l'enquêté (e) ou confirmer avec le QG.</w:t>
-      </w:r>
-    </w:p>
-    <w:p>
-      <w:r>
-        <w:rPr>
-          <w:b/>
-          <w:color w:val="4672C4"/>
-          <w:sz w:val="22"/>
-        </w:rPr>
-        <w:t>&gt;&gt; Section7a1 - Repas pris a l'exterieur du menage</w:t>
-      </w:r>
-    </w:p>
-    <w:p>
-      <w:pPr>
-        <w:ind w:left="283"/>
-      </w:pPr>
-      <w:r>
-        <w:rPr>
-          <w:sz w:val="20"/>
-        </w:rPr>
-        <w:t>- Attention ! La section sur le repas pris à l'extérieur du ménage n'est pas renseignée à 100 %. Prière de vérifier l'ensemble des questions relatives à cette section et de les renseigner en totalité.</w:t>
-      </w:r>
-    </w:p>
-    <w:p>
-      <w:r>
-        <w:rPr>
-          <w:b/>
-          <w:color w:val="4672C4"/>
-          <w:sz w:val="22"/>
-        </w:rPr>
-        <w:t>&gt;&gt; Section7a2 - Repas pris a l'exterieur du menage</w:t>
-      </w:r>
-    </w:p>
-    <w:p>
-      <w:pPr>
-        <w:ind w:left="283"/>
-      </w:pPr>
-      <w:r>
-        <w:rPr>
-          <w:sz w:val="20"/>
-        </w:rPr>
-        <w:t xml:space="preserve">- La section sur le repas pris à l'extérieur du ménage du membre abdou diop n'est pas renseignée à 100 %. Prière de vérifier l'ensemble des questions relatives à ce membre et de les renseigner en totalité. </w:t>
-        <w:br/>
-        <w:t xml:space="preserve">- La section sur le repas pris à l'extérieur du ménage du membre anta diop n'est pas renseignée à 100 %. Prière de vérifier l'ensemble des questions relatives à ce membre et de les renseigner en totalité. </w:t>
-        <w:br/>
-        <w:t>- La section sur le repas pris à l'extérieur du ménage du membre houleymatou faye n'est pas renseignée à 100 %. Prière de vérifier l'ensemble des questions relatives à ce membre et de les renseigner en totalité.</w:t>
+        <w:t>- Avertissement!!! abdou diop est un Pharmaciens qui travaille dans Entreprise Privée et a declaré comme catégorie socioprofessionnelle Travailleur pour compte propre , prière de vérifier cette information de catégorie socioprofessionnelle auprès de l'enquêté (e) ou confirmer avec le QG.</w:t>
       </w:r>
     </w:p>
     <w:p>
@@ -4993,7 +4943,7 @@
         <w:rPr>
           <w:sz w:val="20"/>
         </w:rPr>
-        <w:t>- Attention ! Le prix unitaire d'achat (125 Fcfa) de Œufs frais en Pièce (taille unique) est relativement élevé par rapport aux autres prix observés dans cette zone. Prière de corriger ou de confirmer avec le QG. Attention ! Le prix unitaire d'achat (1500 Fcfa) de Pastèque en Pièce (Moyen) est relativement élevé par rapport aux autres prix observés dans cette zone. Prière de corriger ou de confirmer avec le QG. Attention ! Le prix unitaire d'achat (2000 Fcfa) de Moutarde en Bouteille 1l (taille unique) est relativement élevé par rapport aux autres prix observés dans cette zone. Prière de corriger ou de confirmer avec le QG. Attention ! Le prix unitaire d'achat (2000 Fcfa) de Orange  en Kg (taille unique) est relativement élevé par rapport aux autres prix observés dans cette zone. Prière de corriger ou de confirmer avec le QG. Incohérence!! Dans ce ménage, chaque individus consomme par jour 93.17857 Kg  de cereale; Prière de revoir les quantités prises de ces produits. Incohérence!! Dans ce ménage, chaque individus consomme par jour 93.17857 Kg  de cereale; Prière de revoir les quantités prises de ces produits. Le prix d'achat unitaire (2000 Fcfa) de Farine de mil en Kg de taille taille unique semble élevé, prière de regarder les reponses prises dans les questions s07bq07a s07bq07b s07bq07c s07bq08 pour mieux corriger. Le ménage a consommé Arôme (Maggi, Jumbo, etc.) mais les informations sur la quantité, l'unité ou la taille ne sont pas renseignées.Prière de renseigner. Le ménage a consommé Aubergine sauvage  mais les informations sur la quantité, l'unité ou la taille ne sont pas renseignées.Prière de renseigner. Le ménage a consommé Courgette mais les informations sur la quantité, l'unité ou la taille ne sont pas renseignées.Prière de renseigner. Le ménage a consommé Cube alimentaire (Maggi, Jumbo, ) mais les informations sur la quantité, l'unité ou la taille ne sont pas renseignées.Prière de renseigner. Le ménage a consommé Gombo frais mais les informations sur la quantité, l'unité ou la taille ne sont pas renseignées.Prière de renseigner. Le ménage a consommé Manioc en tubercules mais les informations sur la quantité, l'unité ou la taille ne sont pas renseignées.Prière de renseigner. Le ménage a consommé Oignon frais mais les informations sur la quantité, l'unité ou la taille ne sont pas renseignées.Prière de renseigner. Le ménage a consommé Patate douce mais les informations sur la quantité, l'unité ou la taille ne sont pas renseignées.Prière de renseigner. Le ménage a consommé Piment frais mais les informations sur la quantité, l'unité ou la taille ne sont pas renseignées.Prière de renseigner. Le ménage a consommé Piment séché mais les informations sur la quantité, l'unité ou la taille ne sont pas renseignées.Prière de renseigner. Le ménage a consommé Poivron frais mais les informations sur la quantité, l'unité ou la taille ne sont pas renseignées.Prière de renseigner. Le ménage a consommé Pomme de terre mais les informations sur la quantité, l'unité ou la taille ne sont pas renseignées.Prière de renseigner. Le ménage a consommé Sel mais les informations sur la quantité, l'unité ou la taille ne sont pas renseignées.Prière de renseigner. Difficile de consommer le Sel en   prière de verifier. Le ménage a consommé Sucre en poudre  mais les informations sur la quantité, l'unité ou la taille ne sont pas renseignées.Prière de renseigner. Le ménage a consommé Tomate fraîche mais les informations sur la quantité, l'unité ou la taille ne sont pas renseignées.Prière de renseigner. Le ménage a consommé Viande de poulet entier mais les informations sur la quantité, l'unité ou la taille ne sont pas renseignées.Prière de renseigner. Le prix d'achat unitaire (. Fcfa) de Ail en Kg de taille taille unique prière de regarder les reponses prises dans les questions s07bq07a s07bq07b s07bq07c s07bq08 pour mieux corriger. Le prix d'achat unitaire (. Fcfa) de Aubergine   en Kg de taille taille unique prière de regarder les reponses prises dans les questions s07bq07a s07bq07b s07bq07c s07bq08 pour mieux corriger. Le prix d'achat unitaire (. Fcfa) de Carotte en Kg de taille taille unique prière de regarder les reponses prises dans les questions s07bq07a s07bq07b s07bq07c s07bq08 pour mieux corriger. Le prix d'achat unitaire (. Fcfa) de Choux en Kg de taille taille unique prière de regarder les reponses prises dans les questions s07bq07a s07bq07b s07bq07c s07bq08 pour mieux corriger. Le prix d'achat unitaire (. Fcfa) de Viande de bœuf: filet, faux-filet en Kg de taille taille unique prière de regarder les reponses prises dans les questions s07bq07a s07bq07b s07bq07c s07bq08 pour mieux corriger. Le prix d'achat unitaire (6000 Fcfa) de Silure séché en Kg de taille taille unique prière de regarder les reponses prises dans les questions s07bq07a s07bq07b s07bq07c s07bq08 pour mieux corriger. Le prix d'achat unitaire (8000 Fcfa) de Escargots en Kg de taille taille unique prière de regarder les reponses prises dans les questions s07bq07a s07bq07b s07bq07c s07bq08 pour mieux corriger. Le prix d'achat unitaire (8000 Fcfa) de Silure fumé en Kg de taille taille unique prière de regarder les reponses prises dans les questions s07bq07a s07bq07b s07bq07c s07bq08 pour mieux corriger. Attention ! Le prix unitaire d'achat (8000 Fcfa) de Silure fumé en Kg (taille unique) est relativement élevé par rapport aux autres prix observés dans cette zone. Prière de corriger ou de confirmer avec le QG.</w:t>
+        <w:t>- Attention ! Le prix unitaire d'achat (125 Fcfa) de Œufs frais en Pièce (taille unique) est relativement élevé par rapport aux autres prix observés dans cette zone. Prière de corriger ou de confirmer avec le QG. Attention ! Le prix unitaire d'achat (2000 Fcfa) de Carpe frais en Pièce (Moyen) est relativement élevé par rapport aux autres prix observés dans cette zone. Prière de corriger ou de confirmer avec le QG. Attention ! Le prix unitaire d'achat (2000 Fcfa) de Orange  en Kg (taille unique) est relativement élevé par rapport aux autres prix observés dans cette zone. Prière de corriger ou de confirmer avec le QG. Avertissement!!! Le ménage a consommé 14 Pièce Petit de Sucre en morceaux, cette quantité semble anormale pour une consommation des 7 derniers jours.Prière de corriger ou de confirmer avec le QG. Incohérence!! Dans ce ménage, chaque individus consomme par jour 150.4167 Kg  de cereale; Prière de revoir les quantités prises de ces produits. Incohérence!! Dans ce ménage, chaque individus consomme par jour 150.4167 Kg  de cereale; Prière de revoir les quantités prises de ces produits. Le prix d'achat unitaire (2000 Fcfa) de Farine de mil en Kg de taille taille unique semble élevé, prière de regarder les reponses prises dans les questions s07bq07a s07bq07b s07bq07c s07bq08 pour mieux corriger. Le prix d'achat unitaire (7500 Fcfa) de Silure séché en Kg de taille taille unique prière de regarder les reponses prises dans les questions s07bq07a s07bq07b s07bq07c s07bq08 pour mieux corriger. Le prix d'achat unitaire (8000 Fcfa) de Escargots en Kg de taille taille unique prière de regarder les reponses prises dans les questions s07bq07a s07bq07b s07bq07c s07bq08 pour mieux corriger. Le prix d'achat unitaire (8000 Fcfa) de Silure fumé en Kg de taille taille unique prière de regarder les reponses prises dans les questions s07bq07a s07bq07b s07bq07c s07bq08 pour mieux corriger. Attention ! Le prix unitaire d'achat (8000 Fcfa) de Silure fumé en Kg (taille unique) est relativement élevé par rapport aux autres prix observés dans cette zone. Prière de corriger ou de confirmer avec le QG.</w:t>
       </w:r>
     </w:p>
     <w:p>
@@ -5081,32 +5031,9 @@
         <w:br/>
         <w:t xml:space="preserve">- Attention ! Four à micro-onde ou électrique a été achété à 150000 Fcfa est relativement élevé par rapport aux autres prix d'achat observés dans cette zone. Prière de corriger ou de confirmer avec le QG. Attention ! Four à micro-onde ou électrique a été revendu à 100000 Fcfa qui est relativement élevé par rapport aux autres prix de revente observés dans cette zone. Prière de corriger ou de confirmer avec le QG. </w:t>
         <w:br/>
-        <w:t xml:space="preserve">- Attention ! Lit a été achété à 800000 Fcfa est relativement élevé par rapport aux autres prix d'achat observés dans cette zone. Prière de corriger ou de confirmer avec le QG. Attention ! Lit a été revendu à 500000 Fcfa qui est relativement élevé par rapport aux autres prix de revente observés dans cette zone. Prière de corriger ou de confirmer avec le QG. </w:t>
-        <w:br/>
-        <w:t xml:space="preserve">- Attention ! Salon  (Fauteuils et table basse) a été achété à 800000 Fcfa est relativement élevé par rapport aux autres prix d'achat observés dans cette zone. Prière de corriger ou de confirmer avec le QG. </w:t>
+        <w:t xml:space="preserve">- Attention ! Lit a été achété à 800000 Fcfa est relativement élevé par rapport aux autres prix d'achat observés dans cette zone. Prière de corriger ou de confirmer avec le QG. </w:t>
         <w:br/>
         <w:t>- Attention ! Table à manger  (table + chaises) a été achété à 500000 Fcfa est relativement élevé par rapport aux autres prix d'achat observés dans cette zone. Prière de corriger ou de confirmer avec le QG.</w:t>
-      </w:r>
-    </w:p>
-    <w:p>
-      <w:r>
-        <w:rPr>
-          <w:b/>
-          <w:color w:val="4672C4"/>
-          <w:sz w:val="22"/>
-        </w:rPr>
-        <w:t>&gt;&gt; Section13a - Transferts recus</w:t>
-      </w:r>
-    </w:p>
-    <w:p>
-      <w:pPr>
-        <w:ind w:left="283"/>
-      </w:pPr>
-      <w:r>
-        <w:rPr>
-          <w:sz w:val="20"/>
-        </w:rPr>
-        <w:t>- L'enquêteur prière de fournir d'effort pour avoir le niveau d'étude et l'âge de celui qui a envoyé/donné de l'argent dans la section 13a (Transfert reçu). L'âge de celui qui a envoyé/donné de l'argent dans la section 13a (Transfert reçu) semble  élévé, prière de corriger ou confirmer ave le QG.</w:t>
       </w:r>
     </w:p>
     <w:p>
@@ -6057,7 +5984,9 @@
         <w:rPr>
           <w:sz w:val="20"/>
         </w:rPr>
-        <w:t>- Avertissement! Veuillez renseigner par oui ou non toutes les modalités de la question s01q47.</w:t>
+        <w:t xml:space="preserve">- Avertissement! Veuillez renseigner par oui ou non toutes les modalités de la question s01q47. </w:t>
+        <w:br/>
+        <w:t>- Attention ! Le montant (4200 Fcfa) dépensé ou reçu en cadeau pour les recharges internet ou de forfaits de données mobiles(hors appels vocaux), aucours des 30 derniers jours de  cheikh mbaye dieng est relativement élevé par rapport aux autres montants depansés observés dans cette zone. Prière de corriger ou de confirmer avec le QG.</w:t>
       </w:r>
     </w:p>
     <w:p>
@@ -6153,7 +6082,7 @@
         <w:rPr>
           <w:sz w:val="20"/>
         </w:rPr>
-        <w:t>- Attention ! Le prix unitaire d'achat (1250 Fcfa) de Cube alimentaire (Maggi, Jumbo, ) en Tablette (Moyen) est relativement faible par rapport aux autres prix observés dans cette zone. Prière de corriger ou de confirmer avec le QG. Attention ! Le prix unitaire d'achat (500 Fcfa) de Autres condiments (persil, céléri, etc.) en Tas (Petit) est relativement élevé par rapport aux autres prix observés dans cette zone. Prière de corriger ou de confirmer avec le QG. Avertissement!! Les quantités du Thé en feuille consommées en Sachets industriel semble incoherent car les ménages consomment géneralement en sachet ou en paquet, prière de corriger ou confirmer avec le QG. Avertissement!!! Le ménage a consommé 0.12 Kg taille unique de Piment séché, cette quantité semble anormale pour une consommation des 7 derniers jours. prière de corriger ou de confirmer avec le QG. Attention ! Soupçons de quantité anormale! Le ménage de CHEIKH MBAYE DIENG avec une taille de 6 personnes a consommé .12 Kg en taille unique de Piment séché qui est relativement élevé comme consommation par rapport à la condition de vie des autres ménages de même taille dans cette zone. Prière de corriger ou de confirmer avec le QG. Avertissement!!! Le ménage a consommé 0.12 Tas Moyen de Poireau, cette quantité semble anormale pour une consommation des 7 derniers jours. prière de corriger ou de confirmer avec le QG. Avertissement!!! Le ménage a consommé 7 Paquet Moyen de Thé en sachet, cette quantité semble anormale pour une consommation des 7 derniers jours.Prière de corriger ou de confirmer avec le QG. Avertissement!! le prix unitaire (150 Fcfa) de Thé en sachet (unité: Paquet) de taille Moyen est très faible ou élevé. Prière de corriger ou de confirmer avec le QG. Difficile de consommer le Sel en Sachets industriel Moyen prière de verifier. Incohérence!! Dans ce ménage, chaque individus consomme par jour 33.74166 Kg  de cereale; Prière de revoir les quantités prises de ces produits. Incohérence!! Dans ce ménage, chaque individus consomme par jour 33.74166 Kg  de cereale; Prière de revoir les quantités prises de ces produits.</w:t>
+        <w:t>- Attention ! Le prix unitaire d'achat (1250 Fcfa) de Cube alimentaire (Maggi, Jumbo, ) en Tablette (Moyen) est relativement faible par rapport aux autres prix observés dans cette zone. Prière de corriger ou de confirmer avec le QG. Attention ! Le prix unitaire d'achat (500 Fcfa) de Autres condiments (persil, céléri, etc.) en Tas (Petit) est relativement élevé par rapport aux autres prix observés dans cette zone. Prière de corriger ou de confirmer avec le QG. Avertissement!! Les quantités du Thé en feuille consommées en Sachets industriel semble incoherent car les ménages consomment géneralement en sachet ou en paquet, prière de corriger ou confirmer avec le QG. Avertissement!!! Le ménage a consommé 0.12 Kg taille unique de Piment séché, cette quantité semble anormale pour une consommation des 7 derniers jours. prière de corriger ou de confirmer avec le QG. Avertissement!!! Le ménage a consommé 0.12 Tas Moyen de Poireau, cette quantité semble anormale pour une consommation des 7 derniers jours. prière de corriger ou de confirmer avec le QG. Avertissement!!! Le ménage a consommé 7 Paquet Moyen de Thé en sachet, cette quantité semble anormale pour une consommation des 7 derniers jours.Prière de corriger ou de confirmer avec le QG. Avertissement!! le prix unitaire (150 Fcfa) de Thé en sachet (unité: Paquet) de taille Moyen est très faible ou élevé. Prière de corriger ou de confirmer avec le QG. Difficile de consommer le Sel en Sachets industriel Moyen prière de verifier. Incohérence!! Dans ce ménage, chaque individus consomme par jour 62.15476 Kg  de cereale; Prière de revoir les quantités prises de ces produits. Incohérence!! Dans ce ménage, chaque individus consomme par jour 62.15476 Kg  de cereale; Prière de revoir les quantités prises de ces produits.</w:t>
       </w:r>
     </w:p>
     <w:p>
@@ -6301,6 +6230,531 @@
           <w:sz w:val="20"/>
         </w:rPr>
         <w:t>- La section 16 du ménage de CHEIKH MBAYE DIENG n'est pas renseigné, prière de renseigner.</w:t>
+      </w:r>
+    </w:p>
+    <w:p>
+      <w:r>
+        <w:t>________________________________________________________________________________</w:t>
+      </w:r>
+    </w:p>
+    <w:p>
+      <w:pPr>
+        <w:pStyle w:val="Heading2"/>
+      </w:pPr>
+      <w:r>
+        <w:t>Menage 14</w:t>
+      </w:r>
+    </w:p>
+    <w:tbl>
+      <w:tblPr>
+        <w:tblStyle w:val="TableGrid"/>
+        <w:tblW w:type="auto" w:w="0"/>
+        <w:tblLook w:firstColumn="1" w:firstRow="1" w:lastColumn="0" w:lastRow="0" w:noHBand="0" w:noVBand="1" w:val="04A0"/>
+      </w:tblPr>
+      <w:tblGrid>
+        <w:gridCol w:w="1662"/>
+        <w:gridCol w:w="1662"/>
+        <w:gridCol w:w="1662"/>
+        <w:gridCol w:w="1662"/>
+        <w:gridCol w:w="1662"/>
+        <w:gridCol w:w="1662"/>
+      </w:tblGrid>
+      <w:tr>
+        <w:tc>
+          <w:tcPr>
+            <w:tcW w:type="dxa" w:w="1662"/>
+            <w:shd w:fill="5B9BD5"/>
+          </w:tcPr>
+          <w:p>
+            <w:r>
+              <w:rPr>
+                <w:b/>
+                <w:color w:val="FFFFFF"/>
+                <w:sz w:val="16"/>
+              </w:rPr>
+              <w:t>Interview Key</w:t>
+            </w:r>
+          </w:p>
+        </w:tc>
+        <w:tc>
+          <w:tcPr>
+            <w:tcW w:type="dxa" w:w="1662"/>
+            <w:shd w:fill="5B9BD5"/>
+          </w:tcPr>
+          <w:p>
+            <w:r>
+              <w:rPr>
+                <w:b/>
+                <w:color w:val="FFFFFF"/>
+                <w:sz w:val="16"/>
+              </w:rPr>
+              <w:t>Interview ID</w:t>
+            </w:r>
+          </w:p>
+        </w:tc>
+        <w:tc>
+          <w:tcPr>
+            <w:tcW w:type="dxa" w:w="1662"/>
+            <w:shd w:fill="5B9BD5"/>
+          </w:tcPr>
+          <w:p>
+            <w:r>
+              <w:rPr>
+                <w:b/>
+                <w:color w:val="FFFFFF"/>
+                <w:sz w:val="16"/>
+              </w:rPr>
+              <w:t>ID Agent</w:t>
+            </w:r>
+          </w:p>
+        </w:tc>
+        <w:tc>
+          <w:tcPr>
+            <w:tcW w:type="dxa" w:w="1662"/>
+            <w:shd w:fill="5B9BD5"/>
+          </w:tcPr>
+          <w:p>
+            <w:r>
+              <w:rPr>
+                <w:b/>
+                <w:color w:val="FFFFFF"/>
+                <w:sz w:val="16"/>
+              </w:rPr>
+              <w:t>ID Equipe</w:t>
+            </w:r>
+          </w:p>
+        </w:tc>
+        <w:tc>
+          <w:tcPr>
+            <w:tcW w:type="dxa" w:w="1662"/>
+            <w:shd w:fill="5B9BD5"/>
+          </w:tcPr>
+          <w:p>
+            <w:r>
+              <w:rPr>
+                <w:b/>
+                <w:color w:val="FFFFFF"/>
+                <w:sz w:val="16"/>
+              </w:rPr>
+              <w:t>Agent</w:t>
+            </w:r>
+          </w:p>
+        </w:tc>
+        <w:tc>
+          <w:tcPr>
+            <w:tcW w:type="dxa" w:w="1662"/>
+            <w:shd w:fill="5B9BD5"/>
+          </w:tcPr>
+          <w:p>
+            <w:r>
+              <w:rPr>
+                <w:b/>
+                <w:color w:val="FFFFFF"/>
+                <w:sz w:val="16"/>
+              </w:rPr>
+              <w:t>Chef d'equipe</w:t>
+            </w:r>
+          </w:p>
+        </w:tc>
+      </w:tr>
+      <w:tr>
+        <w:tc>
+          <w:tcPr>
+            <w:tcW w:type="dxa" w:w="1662"/>
+          </w:tcPr>
+          <w:p>
+            <w:r>
+              <w:rPr>
+                <w:sz w:val="14"/>
+              </w:rPr>
+              <w:t>11-94-22-21</w:t>
+            </w:r>
+          </w:p>
+        </w:tc>
+        <w:tc>
+          <w:tcPr>
+            <w:tcW w:type="dxa" w:w="1662"/>
+          </w:tcPr>
+          <w:p>
+            <w:r>
+              <w:rPr>
+                <w:sz w:val="14"/>
+              </w:rPr>
+              <w:t>386716e6ac0d408e8ee0d7b8583851d2</w:t>
+            </w:r>
+          </w:p>
+        </w:tc>
+        <w:tc>
+          <w:tcPr>
+            <w:tcW w:type="dxa" w:w="1662"/>
+          </w:tcPr>
+          <w:p>
+            <w:r>
+              <w:rPr>
+                <w:sz w:val="14"/>
+              </w:rPr>
+              <w:t>EQ1_enq1</w:t>
+            </w:r>
+          </w:p>
+        </w:tc>
+        <w:tc>
+          <w:tcPr>
+            <w:tcW w:type="dxa" w:w="1662"/>
+          </w:tcPr>
+          <w:p>
+            <w:r>
+              <w:rPr>
+                <w:sz w:val="14"/>
+              </w:rPr>
+              <w:t>Equipe1</w:t>
+            </w:r>
+          </w:p>
+        </w:tc>
+        <w:tc>
+          <w:tcPr>
+            <w:tcW w:type="dxa" w:w="1662"/>
+          </w:tcPr>
+          <w:p>
+            <w:r>
+              <w:rPr>
+                <w:sz w:val="14"/>
+              </w:rPr>
+              <w:t>Soda DIAKHATE</w:t>
+            </w:r>
+          </w:p>
+        </w:tc>
+        <w:tc>
+          <w:tcPr>
+            <w:tcW w:type="dxa" w:w="1662"/>
+          </w:tcPr>
+          <w:p>
+            <w:r>
+              <w:rPr>
+                <w:sz w:val="14"/>
+              </w:rPr>
+              <w:t>Betty  DIEDHIOU</w:t>
+            </w:r>
+          </w:p>
+        </w:tc>
+      </w:tr>
+    </w:tbl>
+    <w:p/>
+    <w:tbl>
+      <w:tblPr>
+        <w:tblStyle w:val="TableGrid"/>
+        <w:tblW w:type="auto" w:w="0"/>
+        <w:tblLook w:firstColumn="1" w:firstRow="1" w:lastColumn="0" w:lastRow="0" w:noHBand="0" w:noVBand="1" w:val="04A0"/>
+      </w:tblPr>
+      <w:tblGrid>
+        <w:gridCol w:w="3324"/>
+        <w:gridCol w:w="3324"/>
+        <w:gridCol w:w="3324"/>
+      </w:tblGrid>
+      <w:tr>
+        <w:tc>
+          <w:tcPr>
+            <w:tcW w:type="dxa" w:w="3324"/>
+            <w:shd w:fill="70AD47"/>
+          </w:tcPr>
+          <w:p>
+            <w:r>
+              <w:rPr>
+                <w:b/>
+                <w:color w:val="FFFFFF"/>
+                <w:sz w:val="18"/>
+              </w:rPr>
+              <w:t>Chef de Menage</w:t>
+            </w:r>
+          </w:p>
+        </w:tc>
+        <w:tc>
+          <w:tcPr>
+            <w:tcW w:type="dxa" w:w="3324"/>
+            <w:shd w:fill="70AD47"/>
+          </w:tcPr>
+          <w:p>
+            <w:r>
+              <w:rPr>
+                <w:b/>
+                <w:color w:val="FFFFFF"/>
+                <w:sz w:val="18"/>
+              </w:rPr>
+              <w:t>Quartier/Village (s00q05)</w:t>
+            </w:r>
+          </w:p>
+        </w:tc>
+        <w:tc>
+          <w:tcPr>
+            <w:tcW w:type="dxa" w:w="3324"/>
+            <w:shd w:fill="70AD47"/>
+          </w:tcPr>
+          <w:p>
+            <w:r>
+              <w:rPr>
+                <w:b/>
+                <w:color w:val="FFFFFF"/>
+                <w:sz w:val="18"/>
+              </w:rPr>
+              <w:t>Localisation GPS</w:t>
+            </w:r>
+          </w:p>
+        </w:tc>
+      </w:tr>
+      <w:tr>
+        <w:tc>
+          <w:tcPr>
+            <w:tcW w:type="dxa" w:w="3324"/>
+          </w:tcPr>
+          <w:p>
+            <w:r>
+              <w:rPr>
+                <w:sz w:val="18"/>
+              </w:rPr>
+              <w:t>MIREILLE DIÉMÉ</w:t>
+            </w:r>
+          </w:p>
+        </w:tc>
+        <w:tc>
+          <w:tcPr>
+            <w:tcW w:type="dxa" w:w="3324"/>
+          </w:tcPr>
+          <w:p>
+            <w:r>
+              <w:rPr>
+                <w:sz w:val="18"/>
+              </w:rPr>
+              <w:t>N/A</w:t>
+            </w:r>
+          </w:p>
+        </w:tc>
+        <w:tc>
+          <w:tcPr>
+            <w:tcW w:type="dxa" w:w="3324"/>
+          </w:tcPr>
+          <w:p>
+            <w:r/>
+            <w:hyperlink r:id="rId19">
+              <w:r>
+                <w:rPr>
+                  <w:color w:val="0563C1"/>
+                  <w:u w:val="single"/>
+                </w:rPr>
+                <w:t>2em etage</w:t>
+              </w:r>
+            </w:hyperlink>
+          </w:p>
+        </w:tc>
+      </w:tr>
+    </w:tbl>
+    <w:p/>
+    <w:p>
+      <w:r>
+        <w:rPr>
+          <w:b/>
+          <w:color w:val="4672C4"/>
+          <w:sz w:val="22"/>
+        </w:rPr>
+        <w:t>&gt;&gt; Section1 - Caracteristiques des membres</w:t>
+      </w:r>
+    </w:p>
+    <w:p>
+      <w:pPr>
+        <w:ind w:left="283"/>
+      </w:pPr>
+      <w:r>
+        <w:rPr>
+          <w:sz w:val="20"/>
+        </w:rPr>
+        <w:t>- Attention ! Le montant (5000 Fcfa) dépensé ou reçu en cadeau pour les cartes prépayées, les transferts de crédit et les abonnements de  mireille dieme est relativement élevé par rapport aux autres montants depansés observés dans cette zone. Prière de corriger ou de confirmer avec le QG.</w:t>
+      </w:r>
+    </w:p>
+    <w:p>
+      <w:r>
+        <w:rPr>
+          <w:b/>
+          <w:color w:val="4672C4"/>
+          <w:sz w:val="22"/>
+        </w:rPr>
+        <w:t>&gt;&gt; Section2 - Education</w:t>
+      </w:r>
+    </w:p>
+    <w:p>
+      <w:pPr>
+        <w:ind w:left="283"/>
+      </w:pPr>
+      <w:r>
+        <w:rPr>
+          <w:sz w:val="20"/>
+        </w:rPr>
+        <w:t>- Peu probable! mireille dieme  n'arrive pas  à comprendre un petit texte lu dans une langue locale (s02q03). Veuillez corriger ou donner des explications au QG.</w:t>
+      </w:r>
+    </w:p>
+    <w:p>
+      <w:r>
+        <w:rPr>
+          <w:b/>
+          <w:color w:val="4672C4"/>
+          <w:sz w:val="22"/>
+        </w:rPr>
+        <w:t>&gt;&gt; Section4b - Emploi - Activite principale</w:t>
+      </w:r>
+    </w:p>
+    <w:p>
+      <w:pPr>
+        <w:ind w:left="283"/>
+      </w:pPr>
+      <w:r>
+        <w:rPr>
+          <w:sz w:val="20"/>
+        </w:rPr>
+        <w:t>- Avertissement!! Le montant de mireille dieme semble trop élevé pour un revenu net gagné par semaine. Veuillez, s'il vous plaît, confirmer cette information avec le QG ou la corriger.</w:t>
+      </w:r>
+    </w:p>
+    <w:p>
+      <w:r>
+        <w:rPr>
+          <w:b/>
+          <w:color w:val="4672C4"/>
+          <w:sz w:val="22"/>
+        </w:rPr>
+        <w:t>&gt;&gt; Section7b - Consommation alimentaire - 7 jours</w:t>
+      </w:r>
+    </w:p>
+    <w:p>
+      <w:pPr>
+        <w:ind w:left="283"/>
+      </w:pPr>
+      <w:r>
+        <w:rPr>
+          <w:sz w:val="20"/>
+        </w:rPr>
+        <w:t>- Attention ! Le prix unitaire d'achat (100 Fcfa) de Piment frais en Pièce (Petit) est relativement élevé par rapport aux autres prix observés dans cette zone. Prière de corriger ou de confirmer avec le QG. Attention ! Le prix unitaire d'achat (15000 Fcfa) de Carpe frais en Tas (Moyen) est relativement élevé par rapport aux autres prix observés dans cette zone. Prière de corriger ou de confirmer avec le QG. Attention ! Le prix unitaire d'achat (2000 Fcfa) de Orange  en Kg (taille unique) est relativement élevé par rapport aux autres prix observés dans cette zone. Prière de corriger ou de confirmer avec le QG. Avertissement!! Les quantités du Thé en feuille consommées en Pièce semble incoherent car les ménages consomment géneralement en sachet ou en paquet, prière de corriger ou confirmer avec le QG. Avertissement!!  le prix unitaire (2000 Fcfa) de Thé en feuille en Paquet de taille  Moyen est très faible ou élevé, prière de corriger. Avertissement!!! Le ménage a consommé 0.12 Bouteille 1l taille unique de Huile d'olive, cette quantité semble anormale pour une consommation des 7 derniers jours. prière de corriger ou de confirmer avec le QG. Avertissement!!! Le ménage a consommé 0.12 Sachets Moyen de Dattes, cette quantité semble anormale pour une consommation des 7 derniers jours. prière de corriger ou de confirmer avec le QG. Attention ! Soupçons de quantité anormale! Le ménage de MIREILLE DIEME avec une taille de 1 personnes a consommé .12 Sachets en Moyen de Dattes qui est relativement élevé comme consommation par rapport à la condition de vie des autres ménages de même taille dans cette zone. Prière de corriger ou de confirmer avec le QG. Incohérence!! Dans ce ménage, chaque individus consomme par jour 604.6229 Kg  de cereale; Prière de revoir les quantités prises de ces produits.</w:t>
+      </w:r>
+    </w:p>
+    <w:p>
+      <w:r>
+        <w:rPr>
+          <w:b/>
+          <w:color w:val="4672C4"/>
+          <w:sz w:val="22"/>
+        </w:rPr>
+        <w:t>&gt;&gt; Section9a - Depenses de fetes et ceremonies</w:t>
+      </w:r>
+    </w:p>
+    <w:p>
+      <w:pPr>
+        <w:ind w:left="283"/>
+      </w:pPr>
+      <w:r>
+        <w:rPr>
+          <w:sz w:val="20"/>
+        </w:rPr>
+        <w:t>- La dépense en alimentation pour Pâques 2024  ne peut être 0. Veuillez s'il vous plaît revoir ce montant.</w:t>
+      </w:r>
+    </w:p>
+    <w:p>
+      <w:r>
+        <w:rPr>
+          <w:b/>
+          <w:color w:val="4672C4"/>
+          <w:sz w:val="22"/>
+        </w:rPr>
+        <w:t>&gt;&gt; Section9c - Depenses non-alimentaires - 30 jours</w:t>
+      </w:r>
+    </w:p>
+    <w:p>
+      <w:pPr>
+        <w:ind w:left="283"/>
+      </w:pPr>
+      <w:r>
+        <w:rPr>
+          <w:sz w:val="20"/>
+        </w:rPr>
+        <w:t>- La dernière fois que vous avez acheté Frais de blanchiment des vêtements, linge, etc. (Pressing) est lavandière et semble exister dans les modalités, prière de prendre attache avec le QG pour plus d'explication afin de la classer bien.</w:t>
+      </w:r>
+    </w:p>
+    <w:p>
+      <w:r>
+        <w:rPr>
+          <w:b/>
+          <w:color w:val="4672C4"/>
+          <w:sz w:val="22"/>
+        </w:rPr>
+        <w:t>&gt;&gt; Section11 - Caracteristiques logement</w:t>
+      </w:r>
+    </w:p>
+    <w:p>
+      <w:pPr>
+        <w:ind w:left="283"/>
+      </w:pPr>
+      <w:r>
+        <w:rPr>
+          <w:sz w:val="20"/>
+        </w:rPr>
+        <w:t>- Le nombre de pièces occupés est superieur aux nombre de personne vivant dans le ménage.</w:t>
+      </w:r>
+    </w:p>
+    <w:p>
+      <w:r>
+        <w:rPr>
+          <w:b/>
+          <w:color w:val="4672C4"/>
+          <w:sz w:val="22"/>
+        </w:rPr>
+        <w:t>&gt;&gt; Section13a - Transferts recus</w:t>
+      </w:r>
+    </w:p>
+    <w:p>
+      <w:pPr>
+        <w:ind w:left="283"/>
+      </w:pPr>
+      <w:r>
+        <w:rPr>
+          <w:sz w:val="20"/>
+        </w:rPr>
+        <w:t>- Avertissement!! Le montant des transferts reçu par mois semble très élevé ou faible, peut-être que vous vous êtes trompés du choix de l'unité.</w:t>
+      </w:r>
+    </w:p>
+    <w:p>
+      <w:r>
+        <w:rPr>
+          <w:b/>
+          <w:color w:val="4672C4"/>
+          <w:sz w:val="22"/>
+        </w:rPr>
+        <w:t>&gt;&gt; Section14 - Chocs</w:t>
+      </w:r>
+    </w:p>
+    <w:p>
+      <w:pPr>
+        <w:ind w:left="283"/>
+      </w:pPr>
+      <w:r>
+        <w:rPr>
+          <w:sz w:val="20"/>
+        </w:rPr>
+        <w:t>- Avertissement!! Le ménage n'a été négativement affecté par aucun des problèmes donnés dans la section 14. Confirmez vous cette information avec le QG?</w:t>
+      </w:r>
+    </w:p>
+    <w:p>
+      <w:r>
+        <w:rPr>
+          <w:b/>
+          <w:color w:val="4672C4"/>
+          <w:sz w:val="22"/>
+        </w:rPr>
+        <w:t>&gt;&gt; Section16a - Champs et parcelles</w:t>
+      </w:r>
+    </w:p>
+    <w:p>
+      <w:pPr>
+        <w:ind w:left="283"/>
+      </w:pPr>
+      <w:r>
+        <w:rPr>
+          <w:sz w:val="20"/>
+        </w:rPr>
+        <w:t>- La section 16 du ménage de MIREILLE DIEME n'est pas renseigné, prière de renseigner.</w:t>
       </w:r>
     </w:p>
     <w:p>
@@ -6604,7 +7058,7 @@
           </w:tcPr>
           <w:p>
             <w:r/>
-            <w:hyperlink r:id="rId19">
+            <w:hyperlink r:id="rId20">
               <w:r>
                 <w:rPr>
                   <w:color w:val="0563C1"/>
